--- a/07_SCI_TUST/Chapter02_研究方法/_backup_260725/文獻掛載_Reference.docx
+++ b/07_SCI_TUST/Chapter02_研究方法/_backup_260725/文獻掛載_Reference.docx
@@ -36,7 +36,165 @@
           <w:b w:val="0"/>
           <w:sz w:val="23"/>
         </w:rPr>
-        <w:t>）＋L3（Zheng/Bai/Yan）＋L6 標定（Potyondy/Cho/Yoon/Tsang/Nitka/Peng/Cai）＋假設護盾引文（Wu/Fahimifar）。</w:t>
+        <w:t>）＋L3（Zheng/Bai/Yan）＋L6 標定（</w:t>
+      </w:r>
+      <w:r>
+        <w:rPr>
+          <w:rFonts w:ascii="Times New Roman" w:hAnsi="Times New Roman" w:eastAsia="標楷體"/>
+          <w:b w:val="0"/>
+          <w:color w:val="1F4EC8"/>
+          <w:sz w:val="23"/>
+        </w:rPr>
+        <w:t>(Potyondy &amp; Cundall, 2004)</w:t>
+      </w:r>
+      <w:r>
+        <w:rPr>
+          <w:rFonts w:ascii="Times New Roman" w:hAnsi="Times New Roman" w:eastAsia="標楷體"/>
+          <w:b w:val="0"/>
+          <w:color w:val="1F4EC8"/>
+          <w:sz w:val="23"/>
+        </w:rPr>
+        <w:t>(Cho et al., 2007)</w:t>
+      </w:r>
+      <w:r>
+        <w:rPr>
+          <w:rFonts w:ascii="Times New Roman" w:hAnsi="Times New Roman" w:eastAsia="標楷體"/>
+          <w:b w:val="0"/>
+          <w:color w:val="1F4EC8"/>
+          <w:sz w:val="23"/>
+        </w:rPr>
+        <w:t>(Yoon, 2007)</w:t>
+      </w:r>
+      <w:r>
+        <w:rPr>
+          <w:rFonts w:ascii="Times New Roman" w:hAnsi="Times New Roman" w:eastAsia="標楷體"/>
+          <w:b w:val="0"/>
+          <w:color w:val="1F4EC8"/>
+          <w:sz w:val="23"/>
+        </w:rPr>
+        <w:t>(Wu &amp; Xu, 2016)</w:t>
+      </w:r>
+      <w:r>
+        <w:rPr>
+          <w:rFonts w:ascii="Times New Roman" w:hAnsi="Times New Roman" w:eastAsia="標楷體"/>
+          <w:b w:val="0"/>
+          <w:color w:val="1F4EC8"/>
+          <w:sz w:val="23"/>
+        </w:rPr>
+        <w:t>(Nitka &amp; Tejchman, 2018)</w:t>
+      </w:r>
+      <w:r>
+        <w:rPr>
+          <w:rFonts w:ascii="Times New Roman" w:hAnsi="Times New Roman" w:eastAsia="標楷體"/>
+          <w:b w:val="0"/>
+          <w:color w:val="1F4EC8"/>
+          <w:sz w:val="23"/>
+        </w:rPr>
+        <w:t>(Tsang et al., 2023)</w:t>
+      </w:r>
+      <w:r>
+        <w:rPr>
+          <w:rFonts w:ascii="Times New Roman" w:hAnsi="Times New Roman" w:eastAsia="標楷體"/>
+          <w:b w:val="0"/>
+          <w:color w:val="1F4EC8"/>
+          <w:sz w:val="23"/>
+        </w:rPr>
+        <w:t>(Cai et al., 2004)</w:t>
+      </w:r>
+      <w:r>
+        <w:rPr>
+          <w:rFonts w:ascii="Times New Roman" w:hAnsi="Times New Roman" w:eastAsia="標楷體"/>
+          <w:b w:val="0"/>
+          <w:sz w:val="23"/>
+        </w:rPr>
+        <w:t>）＋介面前例（</w:t>
+      </w:r>
+      <w:r>
+        <w:rPr>
+          <w:rFonts w:ascii="Times New Roman" w:hAnsi="Times New Roman" w:eastAsia="標楷體"/>
+          <w:b w:val="0"/>
+          <w:color w:val="1F4EC8"/>
+          <w:sz w:val="23"/>
+        </w:rPr>
+        <w:t>(Wang et al., 2020)</w:t>
+      </w:r>
+      <w:r>
+        <w:rPr>
+          <w:rFonts w:ascii="Times New Roman" w:hAnsi="Times New Roman" w:eastAsia="標楷體"/>
+          <w:b w:val="0"/>
+          <w:sz w:val="23"/>
+        </w:rPr>
+        <w:t>）＋混合法正當性（</w:t>
+      </w:r>
+      <w:r>
+        <w:rPr>
+          <w:rFonts w:ascii="Times New Roman" w:hAnsi="Times New Roman" w:eastAsia="標楷體"/>
+          <w:b w:val="0"/>
+          <w:color w:val="1F4EC8"/>
+          <w:sz w:val="23"/>
+        </w:rPr>
+        <w:t>(Rasmussen &amp; Min, 2024)</w:t>
+      </w:r>
+      <w:r>
+        <w:rPr>
+          <w:rFonts w:ascii="Times New Roman" w:hAnsi="Times New Roman" w:eastAsia="標楷體"/>
+          <w:b w:val="0"/>
+          <w:color w:val="1F4EC8"/>
+          <w:sz w:val="23"/>
+        </w:rPr>
+        <w:t>(Lisjak et al., 2015)</w:t>
+      </w:r>
+      <w:r>
+        <w:rPr>
+          <w:rFonts w:ascii="Times New Roman" w:hAnsi="Times New Roman" w:eastAsia="標楷體"/>
+          <w:b w:val="0"/>
+          <w:sz w:val="23"/>
+        </w:rPr>
+        <w:t>）＋假設護盾引文（</w:t>
+      </w:r>
+      <w:r>
+        <w:rPr>
+          <w:rFonts w:ascii="Times New Roman" w:hAnsi="Times New Roman" w:eastAsia="標楷體"/>
+          <w:b w:val="0"/>
+          <w:color w:val="1F4EC8"/>
+          <w:sz w:val="23"/>
+        </w:rPr>
+        <w:t>(Wu et al., 2024)</w:t>
+      </w:r>
+      <w:r>
+        <w:rPr>
+          <w:rFonts w:ascii="Times New Roman" w:hAnsi="Times New Roman" w:eastAsia="標楷體"/>
+          <w:b w:val="0"/>
+          <w:color w:val="1F4EC8"/>
+          <w:sz w:val="23"/>
+        </w:rPr>
+        <w:t>(Fahimifar &amp; Zareifard, 2009)</w:t>
+      </w:r>
+      <w:r>
+        <w:rPr>
+          <w:rFonts w:ascii="Times New Roman" w:hAnsi="Times New Roman" w:eastAsia="標楷體"/>
+          <w:b w:val="0"/>
+          <w:sz w:val="23"/>
+        </w:rPr>
+        <w:t>）。</w:t>
+      </w:r>
+      <w:r>
+        <w:rPr>
+          <w:rFonts w:ascii="Times New Roman" w:hAnsi="Times New Roman" w:eastAsia="標楷體"/>
+          <w:b w:val="0"/>
+          <w:sz w:val="23"/>
+        </w:rPr>
+        <w:t xml:space="preserve">　</w:t>
+      </w:r>
+      <w:r>
+        <w:rPr>
+          <w:rFonts w:ascii="Times New Roman" w:hAnsi="Times New Roman" w:eastAsia="標楷體"/>
+          <w:b w:val="0"/>
+          <w:color w:val="000000"/>
+          <w:sz w:val="21"/>
+          <w:highlight w:val="yellow"/>
+        </w:rPr>
+        <w:t>【重點：L6 標定譜系已完整：原典→缺陷→修正→混凝土依據→自動化】</w:t>
       </w:r>
     </w:p>
     <w:sectPr>
